--- a/Cover_Letters/Shinoy_Walker___Dunlop_Senior_QA_Engineer_Cover_Letter.docx
+++ b/Cover_Letters/Shinoy_Walker___Dunlop_Senior_QA_Engineer_Cover_Letter.docx
@@ -14,7 +14,7 @@
     </w:p>
     <w:p>
       <w:r>
-        <w:t>August 31, 2026</w:t>
+        <w:t>September 22, 2026</w:t>
       </w:r>
     </w:p>
     <w:p>
@@ -35,12 +35,12 @@
     </w:p>
     <w:p>
       <w:r>
-        <w:t>Your focus on building reliable software platforms for the commercial real estate sector aligns closely with my background in financial services QA. In my recent work, I have focused on building scalable UI and API test frameworks using Playwright and Java Selenium, as well as integrating tests into CI/CD pipelines to support fast releases. I also use Gemini Code Assist to streamline test generation and make our testing processes more efficient.</w:t>
+        <w:t>In my recent role supporting global financial and banking clients, I focused on building reliable automation frameworks and validating complex financial workflows. I have hands-on experience designing both UI and API tests using Playwright and Postman, alongside writing SQL queries for backend data validation. Your focus on quality for the Loan Origination and Servicing platform aligns well with my background in regulated financial software testing.</w:t>
       </w:r>
     </w:p>
     <w:p>
       <w:r>
-        <w:t>I would enjoy bringing my experience with risk-based testing and test automation to the WDTech team.</w:t>
+        <w:t>I also appreciate your openness to modern tooling, and I regularly use AI helpers like Gemini Code Assist to generate and streamline test scripts more efficiently.</w:t>
       </w:r>
     </w:p>
     <w:p>
